--- a/KẾ HOẠCH THỰC HIỆN.docx
+++ b/KẾ HOẠCH THỰC HIỆN.docx
@@ -826,23 +826,7 @@
                 <w:sz w:val="26"/>
                 <w:szCs w:val="26"/>
               </w:rPr>
-              <w:t>Quản lý chung, nghiên cứu kiến trúc PhoBERT, phát triển module huấn luyện,</w:t>
-            </w:r>
-            <w:r>
-              <w:rPr>
-                <w:rFonts w:ascii="Times New Roman" w:hAnsi="Times New Roman" w:cs="Times New Roman"/>
-                <w:sz w:val="26"/>
-                <w:szCs w:val="26"/>
-              </w:rPr>
-              <w:t xml:space="preserve"> </w:t>
-            </w:r>
-            <w:r>
-              <w:rPr>
-                <w:rFonts w:ascii="Times New Roman" w:hAnsi="Times New Roman" w:cs="Times New Roman"/>
-                <w:sz w:val="26"/>
-                <w:szCs w:val="26"/>
-              </w:rPr>
-              <w:t xml:space="preserve">Phát triển module suy luận dự </w:t>
+              <w:t xml:space="preserve">Quản lý chung, nghiên cứu kiến trúc PhoBERT, phát triển module huấn luyện, Phát triển module suy luận dự </w:t>
             </w:r>
             <w:r>
               <w:rPr>
@@ -867,15 +851,7 @@
                 <w:sz w:val="26"/>
                 <w:szCs w:val="26"/>
               </w:rPr>
-              <w:t xml:space="preserve"> </w:t>
-            </w:r>
-            <w:r>
-              <w:rPr>
-                <w:rFonts w:ascii="Times New Roman" w:hAnsi="Times New Roman" w:cs="Times New Roman"/>
-                <w:sz w:val="26"/>
-                <w:szCs w:val="26"/>
-              </w:rPr>
-              <w:t xml:space="preserve">trích xuất log &amp; vẽ biểu đồ đánh </w:t>
+              <w:t xml:space="preserve"> trích xuất log &amp; vẽ biểu đồ đánh </w:t>
             </w:r>
             <w:r>
               <w:rPr>
@@ -2086,12 +2062,16 @@
               <w:spacing w:after="480"/>
               <w:rPr>
                 <w:rFonts w:ascii="Times New Roman" w:hAnsi="Times New Roman" w:cs="Times New Roman"/>
+                <w:sz w:val="26"/>
+                <w:szCs w:val="26"/>
               </w:rPr>
             </w:pPr>
             <w:r>
               <w:rPr>
                 <w:rStyle w:val="Strong"/>
                 <w:rFonts w:ascii="Times New Roman" w:hAnsi="Times New Roman" w:cs="Times New Roman"/>
+                <w:sz w:val="26"/>
+                <w:szCs w:val="26"/>
               </w:rPr>
               <w:t>STT</w:t>
             </w:r>
@@ -2114,12 +2094,16 @@
               <w:spacing w:after="480"/>
               <w:rPr>
                 <w:rFonts w:ascii="Times New Roman" w:hAnsi="Times New Roman" w:cs="Times New Roman"/>
+                <w:sz w:val="26"/>
+                <w:szCs w:val="26"/>
               </w:rPr>
             </w:pPr>
             <w:r>
               <w:rPr>
                 <w:rStyle w:val="Strong"/>
                 <w:rFonts w:ascii="Times New Roman" w:hAnsi="Times New Roman" w:cs="Times New Roman"/>
+                <w:sz w:val="26"/>
+                <w:szCs w:val="26"/>
               </w:rPr>
               <w:t>Giai đoạn &amp; Công việc cụ thể</w:t>
             </w:r>
@@ -2142,12 +2126,16 @@
               <w:spacing w:after="480"/>
               <w:rPr>
                 <w:rFonts w:ascii="Times New Roman" w:hAnsi="Times New Roman" w:cs="Times New Roman"/>
+                <w:sz w:val="26"/>
+                <w:szCs w:val="26"/>
               </w:rPr>
             </w:pPr>
             <w:r>
               <w:rPr>
                 <w:rStyle w:val="Strong"/>
                 <w:rFonts w:ascii="Times New Roman" w:hAnsi="Times New Roman" w:cs="Times New Roman"/>
+                <w:sz w:val="26"/>
+                <w:szCs w:val="26"/>
               </w:rPr>
               <w:t>Người phụ trách</w:t>
             </w:r>
@@ -2170,12 +2158,16 @@
               <w:spacing w:after="480"/>
               <w:rPr>
                 <w:rFonts w:ascii="Times New Roman" w:hAnsi="Times New Roman" w:cs="Times New Roman"/>
+                <w:sz w:val="26"/>
+                <w:szCs w:val="26"/>
               </w:rPr>
             </w:pPr>
             <w:r>
               <w:rPr>
                 <w:rStyle w:val="Strong"/>
                 <w:rFonts w:ascii="Times New Roman" w:hAnsi="Times New Roman" w:cs="Times New Roman"/>
+                <w:sz w:val="26"/>
+                <w:szCs w:val="26"/>
               </w:rPr>
               <w:t>Thời gian bắt đầu</w:t>
             </w:r>
@@ -2198,12 +2190,16 @@
               <w:spacing w:after="480"/>
               <w:rPr>
                 <w:rFonts w:ascii="Times New Roman" w:hAnsi="Times New Roman" w:cs="Times New Roman"/>
+                <w:sz w:val="26"/>
+                <w:szCs w:val="26"/>
               </w:rPr>
             </w:pPr>
             <w:r>
               <w:rPr>
                 <w:rStyle w:val="Strong"/>
                 <w:rFonts w:ascii="Times New Roman" w:hAnsi="Times New Roman" w:cs="Times New Roman"/>
+                <w:sz w:val="26"/>
+                <w:szCs w:val="26"/>
               </w:rPr>
               <w:t>Thời gian kết thúc</w:t>
             </w:r>
@@ -2226,12 +2222,16 @@
               <w:spacing w:after="480"/>
               <w:rPr>
                 <w:rFonts w:ascii="Times New Roman" w:hAnsi="Times New Roman" w:cs="Times New Roman"/>
+                <w:sz w:val="26"/>
+                <w:szCs w:val="26"/>
               </w:rPr>
             </w:pPr>
             <w:r>
               <w:rPr>
                 <w:rStyle w:val="Strong"/>
                 <w:rFonts w:ascii="Times New Roman" w:hAnsi="Times New Roman" w:cs="Times New Roman"/>
+                <w:sz w:val="26"/>
+                <w:szCs w:val="26"/>
               </w:rPr>
               <w:t>Kết quả đầu ra dự kiến (Deliverables)</w:t>
             </w:r>
@@ -2254,12 +2254,16 @@
               <w:spacing w:after="480"/>
               <w:rPr>
                 <w:rFonts w:ascii="Times New Roman" w:hAnsi="Times New Roman" w:cs="Times New Roman"/>
+                <w:sz w:val="26"/>
+                <w:szCs w:val="26"/>
               </w:rPr>
             </w:pPr>
             <w:r>
               <w:rPr>
                 <w:rStyle w:val="Strong"/>
                 <w:rFonts w:ascii="Times New Roman" w:hAnsi="Times New Roman" w:cs="Times New Roman"/>
+                <w:sz w:val="26"/>
+                <w:szCs w:val="26"/>
               </w:rPr>
               <w:t>Trạng thái (Chưa làm/Đang làm/Xong)</w:t>
             </w:r>
@@ -2289,6 +2293,8 @@
               <w:jc w:val="center"/>
               <w:rPr>
                 <w:rFonts w:ascii="Times New Roman" w:hAnsi="Times New Roman" w:cs="Times New Roman"/>
+                <w:sz w:val="26"/>
+                <w:szCs w:val="26"/>
               </w:rPr>
             </w:pPr>
             <w:r>
@@ -2296,6 +2302,8 @@
                 <w:rFonts w:ascii="Times New Roman" w:hAnsi="Times New Roman" w:cs="Times New Roman"/>
                 <w:b/>
                 <w:bCs/>
+                <w:sz w:val="26"/>
+                <w:szCs w:val="26"/>
               </w:rPr>
               <w:t>1</w:t>
             </w:r>
@@ -2319,6 +2327,8 @@
               <w:jc w:val="center"/>
               <w:rPr>
                 <w:rFonts w:ascii="Times New Roman" w:hAnsi="Times New Roman" w:cs="Times New Roman"/>
+                <w:sz w:val="26"/>
+                <w:szCs w:val="26"/>
               </w:rPr>
             </w:pPr>
             <w:r>
@@ -2326,6 +2336,8 @@
                 <w:rFonts w:ascii="Times New Roman" w:hAnsi="Times New Roman" w:cs="Times New Roman"/>
                 <w:b/>
                 <w:bCs/>
+                <w:sz w:val="26"/>
+                <w:szCs w:val="26"/>
               </w:rPr>
               <w:t>GIAI ĐOẠN 1: KHỞI ĐỘNG</w:t>
             </w:r>
@@ -2349,6 +2361,8 @@
               <w:jc w:val="center"/>
               <w:rPr>
                 <w:rFonts w:ascii="Times New Roman" w:hAnsi="Times New Roman" w:cs="Times New Roman"/>
+                <w:sz w:val="26"/>
+                <w:szCs w:val="26"/>
               </w:rPr>
             </w:pPr>
           </w:p>
@@ -2371,8 +2385,8 @@
               <w:jc w:val="center"/>
               <w:rPr>
                 <w:rFonts w:ascii="Times New Roman" w:hAnsi="Times New Roman" w:cs="Times New Roman"/>
-                <w:sz w:val="24"/>
-                <w:szCs w:val="24"/>
+                <w:sz w:val="26"/>
+                <w:szCs w:val="26"/>
               </w:rPr>
             </w:pPr>
             <w:r>
@@ -2380,6 +2394,8 @@
                 <w:rFonts w:ascii="Times New Roman" w:hAnsi="Times New Roman" w:cs="Times New Roman"/>
                 <w:b/>
                 <w:bCs/>
+                <w:sz w:val="26"/>
+                <w:szCs w:val="26"/>
               </w:rPr>
               <w:t>12/10/2026</w:t>
             </w:r>
@@ -2403,6 +2419,8 @@
               <w:jc w:val="center"/>
               <w:rPr>
                 <w:rFonts w:ascii="Times New Roman" w:hAnsi="Times New Roman" w:cs="Times New Roman"/>
+                <w:sz w:val="26"/>
+                <w:szCs w:val="26"/>
               </w:rPr>
             </w:pPr>
             <w:r>
@@ -2410,6 +2428,8 @@
                 <w:rFonts w:ascii="Times New Roman" w:hAnsi="Times New Roman" w:cs="Times New Roman"/>
                 <w:b/>
                 <w:bCs/>
+                <w:sz w:val="26"/>
+                <w:szCs w:val="26"/>
               </w:rPr>
               <w:t>18/10/2026</w:t>
             </w:r>
@@ -2433,6 +2453,8 @@
               <w:jc w:val="center"/>
               <w:rPr>
                 <w:rFonts w:ascii="Times New Roman" w:hAnsi="Times New Roman" w:cs="Times New Roman"/>
+                <w:sz w:val="26"/>
+                <w:szCs w:val="26"/>
               </w:rPr>
             </w:pPr>
             <w:r>
@@ -2440,6 +2462,8 @@
                 <w:rFonts w:ascii="Times New Roman" w:hAnsi="Times New Roman" w:cs="Times New Roman"/>
                 <w:b/>
                 <w:bCs/>
+                <w:sz w:val="26"/>
+                <w:szCs w:val="26"/>
               </w:rPr>
               <w:t>Biên bản thống nhất ý tưởng</w:t>
             </w:r>
@@ -2463,6 +2487,8 @@
               <w:jc w:val="center"/>
               <w:rPr>
                 <w:rFonts w:ascii="Times New Roman" w:hAnsi="Times New Roman" w:cs="Times New Roman"/>
+                <w:sz w:val="26"/>
+                <w:szCs w:val="26"/>
               </w:rPr>
             </w:pPr>
             <w:r>
@@ -2470,6 +2496,8 @@
                 <w:rFonts w:ascii="Times New Roman" w:hAnsi="Times New Roman" w:cs="Times New Roman"/>
                 <w:b/>
                 <w:bCs/>
+                <w:sz w:val="26"/>
+                <w:szCs w:val="26"/>
               </w:rPr>
               <w:t>Đang làm</w:t>
             </w:r>
@@ -2498,11 +2526,15 @@
               <w:spacing w:after="480"/>
               <w:rPr>
                 <w:rFonts w:ascii="Times New Roman" w:hAnsi="Times New Roman" w:cs="Times New Roman"/>
-              </w:rPr>
-            </w:pPr>
-            <w:r>
-              <w:rPr>
-                <w:rFonts w:ascii="Times New Roman" w:hAnsi="Times New Roman" w:cs="Times New Roman"/>
+                <w:sz w:val="26"/>
+                <w:szCs w:val="26"/>
+              </w:rPr>
+            </w:pPr>
+            <w:r>
+              <w:rPr>
+                <w:rFonts w:ascii="Times New Roman" w:hAnsi="Times New Roman" w:cs="Times New Roman"/>
+                <w:sz w:val="26"/>
+                <w:szCs w:val="26"/>
               </w:rPr>
               <w:t>1.1</w:t>
             </w:r>
@@ -2525,11 +2557,15 @@
               <w:spacing w:after="480"/>
               <w:rPr>
                 <w:rFonts w:ascii="Times New Roman" w:hAnsi="Times New Roman" w:cs="Times New Roman"/>
-              </w:rPr>
-            </w:pPr>
-            <w:r>
-              <w:rPr>
-                <w:rFonts w:ascii="Times New Roman" w:hAnsi="Times New Roman" w:cs="Times New Roman"/>
+                <w:sz w:val="26"/>
+                <w:szCs w:val="26"/>
+              </w:rPr>
+            </w:pPr>
+            <w:r>
+              <w:rPr>
+                <w:rFonts w:ascii="Times New Roman" w:hAnsi="Times New Roman" w:cs="Times New Roman"/>
+                <w:sz w:val="26"/>
+                <w:szCs w:val="26"/>
               </w:rPr>
               <w:t>Họp nhóm, chọn đề tài &amp; phân chia vai trò</w:t>
             </w:r>
@@ -2552,19 +2588,17 @@
               <w:spacing w:after="480"/>
               <w:rPr>
                 <w:rFonts w:ascii="Times New Roman" w:hAnsi="Times New Roman" w:cs="Times New Roman"/>
-              </w:rPr>
-            </w:pPr>
-            <w:r>
-              <w:rPr>
-                <w:rFonts w:ascii="Times New Roman" w:hAnsi="Times New Roman" w:cs="Times New Roman"/>
-              </w:rPr>
-              <w:t>Cả</w:t>
-            </w:r>
-            <w:r>
-              <w:rPr>
-                <w:rFonts w:ascii="Times New Roman" w:hAnsi="Times New Roman" w:cs="Times New Roman"/>
-              </w:rPr>
-              <w:t xml:space="preserve"> nhóm </w:t>
+                <w:sz w:val="26"/>
+                <w:szCs w:val="26"/>
+              </w:rPr>
+            </w:pPr>
+            <w:r>
+              <w:rPr>
+                <w:rFonts w:ascii="Times New Roman" w:hAnsi="Times New Roman" w:cs="Times New Roman"/>
+                <w:sz w:val="26"/>
+                <w:szCs w:val="26"/>
+              </w:rPr>
+              <w:t xml:space="preserve">Cả nhóm </w:t>
             </w:r>
           </w:p>
         </w:tc>
@@ -2585,11 +2619,15 @@
               <w:spacing w:after="480"/>
               <w:rPr>
                 <w:rFonts w:ascii="Times New Roman" w:hAnsi="Times New Roman" w:cs="Times New Roman"/>
-              </w:rPr>
-            </w:pPr>
-            <w:r>
-              <w:rPr>
-                <w:rFonts w:ascii="Times New Roman" w:hAnsi="Times New Roman" w:cs="Times New Roman"/>
+                <w:sz w:val="26"/>
+                <w:szCs w:val="26"/>
+              </w:rPr>
+            </w:pPr>
+            <w:r>
+              <w:rPr>
+                <w:rFonts w:ascii="Times New Roman" w:hAnsi="Times New Roman" w:cs="Times New Roman"/>
+                <w:sz w:val="26"/>
+                <w:szCs w:val="26"/>
               </w:rPr>
               <w:t>12/10/2026</w:t>
             </w:r>
@@ -2612,11 +2650,15 @@
               <w:spacing w:after="480"/>
               <w:rPr>
                 <w:rFonts w:ascii="Times New Roman" w:hAnsi="Times New Roman" w:cs="Times New Roman"/>
-              </w:rPr>
-            </w:pPr>
-            <w:r>
-              <w:rPr>
-                <w:rFonts w:ascii="Times New Roman" w:hAnsi="Times New Roman" w:cs="Times New Roman"/>
+                <w:sz w:val="26"/>
+                <w:szCs w:val="26"/>
+              </w:rPr>
+            </w:pPr>
+            <w:r>
+              <w:rPr>
+                <w:rFonts w:ascii="Times New Roman" w:hAnsi="Times New Roman" w:cs="Times New Roman"/>
+                <w:sz w:val="26"/>
+                <w:szCs w:val="26"/>
               </w:rPr>
               <w:t>14/10/2026</w:t>
             </w:r>
@@ -2639,11 +2681,15 @@
               <w:spacing w:after="480"/>
               <w:rPr>
                 <w:rFonts w:ascii="Times New Roman" w:hAnsi="Times New Roman" w:cs="Times New Roman"/>
-              </w:rPr>
-            </w:pPr>
-            <w:r>
-              <w:rPr>
-                <w:rFonts w:ascii="Times New Roman" w:hAnsi="Times New Roman" w:cs="Times New Roman"/>
+                <w:sz w:val="26"/>
+                <w:szCs w:val="26"/>
+              </w:rPr>
+            </w:pPr>
+            <w:r>
+              <w:rPr>
+                <w:rFonts w:ascii="Times New Roman" w:hAnsi="Times New Roman" w:cs="Times New Roman"/>
+                <w:sz w:val="26"/>
+                <w:szCs w:val="26"/>
               </w:rPr>
               <w:t xml:space="preserve">Biên bản họp nhóm số </w:t>
             </w:r>
@@ -2666,11 +2712,15 @@
               <w:spacing w:after="480"/>
               <w:rPr>
                 <w:rFonts w:ascii="Times New Roman" w:hAnsi="Times New Roman" w:cs="Times New Roman"/>
-              </w:rPr>
-            </w:pPr>
-            <w:r>
-              <w:rPr>
-                <w:rFonts w:ascii="Times New Roman" w:hAnsi="Times New Roman" w:cs="Times New Roman"/>
+                <w:sz w:val="26"/>
+                <w:szCs w:val="26"/>
+              </w:rPr>
+            </w:pPr>
+            <w:r>
+              <w:rPr>
+                <w:rFonts w:ascii="Times New Roman" w:hAnsi="Times New Roman" w:cs="Times New Roman"/>
+                <w:sz w:val="26"/>
+                <w:szCs w:val="26"/>
               </w:rPr>
               <w:t>Xong</w:t>
             </w:r>
@@ -2699,11 +2749,15 @@
               <w:spacing w:after="480"/>
               <w:rPr>
                 <w:rFonts w:ascii="Times New Roman" w:hAnsi="Times New Roman" w:cs="Times New Roman"/>
-              </w:rPr>
-            </w:pPr>
-            <w:r>
-              <w:rPr>
-                <w:rFonts w:ascii="Times New Roman" w:hAnsi="Times New Roman" w:cs="Times New Roman"/>
+                <w:sz w:val="26"/>
+                <w:szCs w:val="26"/>
+              </w:rPr>
+            </w:pPr>
+            <w:r>
+              <w:rPr>
+                <w:rFonts w:ascii="Times New Roman" w:hAnsi="Times New Roman" w:cs="Times New Roman"/>
+                <w:sz w:val="26"/>
+                <w:szCs w:val="26"/>
               </w:rPr>
               <w:t>1.2</w:t>
             </w:r>
@@ -2726,11 +2780,15 @@
               <w:spacing w:after="480"/>
               <w:rPr>
                 <w:rFonts w:ascii="Times New Roman" w:hAnsi="Times New Roman" w:cs="Times New Roman"/>
-              </w:rPr>
-            </w:pPr>
-            <w:r>
-              <w:rPr>
-                <w:rFonts w:ascii="Times New Roman" w:hAnsi="Times New Roman" w:cs="Times New Roman"/>
+                <w:sz w:val="26"/>
+                <w:szCs w:val="26"/>
+              </w:rPr>
+            </w:pPr>
+            <w:r>
+              <w:rPr>
+                <w:rFonts w:ascii="Times New Roman" w:hAnsi="Times New Roman" w:cs="Times New Roman"/>
+                <w:sz w:val="26"/>
+                <w:szCs w:val="26"/>
               </w:rPr>
               <w:t>Lập và nộp kế hoạch thực hiện dự án</w:t>
             </w:r>
@@ -2753,11 +2811,15 @@
               <w:spacing w:after="480"/>
               <w:rPr>
                 <w:rFonts w:ascii="Times New Roman" w:hAnsi="Times New Roman" w:cs="Times New Roman"/>
-              </w:rPr>
-            </w:pPr>
-            <w:r>
-              <w:rPr>
-                <w:rFonts w:ascii="Times New Roman" w:hAnsi="Times New Roman" w:cs="Times New Roman"/>
+                <w:sz w:val="26"/>
+                <w:szCs w:val="26"/>
+              </w:rPr>
+            </w:pPr>
+            <w:r>
+              <w:rPr>
+                <w:rFonts w:ascii="Times New Roman" w:hAnsi="Times New Roman" w:cs="Times New Roman"/>
+                <w:sz w:val="26"/>
+                <w:szCs w:val="26"/>
               </w:rPr>
               <w:t>Lý Việt Hùng (Nhóm trưởng)</w:t>
             </w:r>
@@ -2780,11 +2842,15 @@
               <w:spacing w:after="480"/>
               <w:rPr>
                 <w:rFonts w:ascii="Times New Roman" w:hAnsi="Times New Roman" w:cs="Times New Roman"/>
-              </w:rPr>
-            </w:pPr>
-            <w:r>
-              <w:rPr>
-                <w:rFonts w:ascii="Times New Roman" w:hAnsi="Times New Roman" w:cs="Times New Roman"/>
+                <w:sz w:val="26"/>
+                <w:szCs w:val="26"/>
+              </w:rPr>
+            </w:pPr>
+            <w:r>
+              <w:rPr>
+                <w:rFonts w:ascii="Times New Roman" w:hAnsi="Times New Roman" w:cs="Times New Roman"/>
+                <w:sz w:val="26"/>
+                <w:szCs w:val="26"/>
               </w:rPr>
               <w:t>15/10/2026</w:t>
             </w:r>
@@ -2807,11 +2873,15 @@
               <w:spacing w:after="480"/>
               <w:rPr>
                 <w:rFonts w:ascii="Times New Roman" w:hAnsi="Times New Roman" w:cs="Times New Roman"/>
-              </w:rPr>
-            </w:pPr>
-            <w:r>
-              <w:rPr>
-                <w:rFonts w:ascii="Times New Roman" w:hAnsi="Times New Roman" w:cs="Times New Roman"/>
+                <w:sz w:val="26"/>
+                <w:szCs w:val="26"/>
+              </w:rPr>
+            </w:pPr>
+            <w:r>
+              <w:rPr>
+                <w:rFonts w:ascii="Times New Roman" w:hAnsi="Times New Roman" w:cs="Times New Roman"/>
+                <w:sz w:val="26"/>
+                <w:szCs w:val="26"/>
               </w:rPr>
               <w:t>18/10/2026</w:t>
             </w:r>
@@ -2834,11 +2904,15 @@
               <w:spacing w:after="480"/>
               <w:rPr>
                 <w:rFonts w:ascii="Times New Roman" w:hAnsi="Times New Roman" w:cs="Times New Roman"/>
-              </w:rPr>
-            </w:pPr>
-            <w:r>
-              <w:rPr>
-                <w:rFonts w:ascii="Times New Roman" w:hAnsi="Times New Roman" w:cs="Times New Roman"/>
+                <w:sz w:val="26"/>
+                <w:szCs w:val="26"/>
+              </w:rPr>
+            </w:pPr>
+            <w:r>
+              <w:rPr>
+                <w:rFonts w:ascii="Times New Roman" w:hAnsi="Times New Roman" w:cs="Times New Roman"/>
+                <w:sz w:val="26"/>
+                <w:szCs w:val="26"/>
               </w:rPr>
               <w:t>Bản kế hoạch thực hiện dự án (WBS)</w:t>
             </w:r>
@@ -2861,11 +2935,15 @@
               <w:spacing w:after="480"/>
               <w:rPr>
                 <w:rFonts w:ascii="Times New Roman" w:hAnsi="Times New Roman" w:cs="Times New Roman"/>
-              </w:rPr>
-            </w:pPr>
-            <w:r>
-              <w:rPr>
-                <w:rFonts w:ascii="Times New Roman" w:hAnsi="Times New Roman" w:cs="Times New Roman"/>
+                <w:sz w:val="26"/>
+                <w:szCs w:val="26"/>
+              </w:rPr>
+            </w:pPr>
+            <w:r>
+              <w:rPr>
+                <w:rFonts w:ascii="Times New Roman" w:hAnsi="Times New Roman" w:cs="Times New Roman"/>
+                <w:sz w:val="26"/>
+                <w:szCs w:val="26"/>
               </w:rPr>
               <w:t>Đang làm</w:t>
             </w:r>
@@ -2895,6 +2973,8 @@
               <w:jc w:val="center"/>
               <w:rPr>
                 <w:rFonts w:ascii="Times New Roman" w:hAnsi="Times New Roman" w:cs="Times New Roman"/>
+                <w:sz w:val="26"/>
+                <w:szCs w:val="26"/>
               </w:rPr>
             </w:pPr>
             <w:r>
@@ -2902,6 +2982,8 @@
                 <w:rFonts w:ascii="Times New Roman" w:hAnsi="Times New Roman" w:cs="Times New Roman"/>
                 <w:b/>
                 <w:bCs/>
+                <w:sz w:val="26"/>
+                <w:szCs w:val="26"/>
               </w:rPr>
               <w:t>2</w:t>
             </w:r>
@@ -2925,6 +3007,8 @@
               <w:jc w:val="center"/>
               <w:rPr>
                 <w:rFonts w:ascii="Times New Roman" w:hAnsi="Times New Roman" w:cs="Times New Roman"/>
+                <w:sz w:val="26"/>
+                <w:szCs w:val="26"/>
               </w:rPr>
             </w:pPr>
             <w:r>
@@ -2932,6 +3016,8 @@
                 <w:rFonts w:ascii="Times New Roman" w:hAnsi="Times New Roman" w:cs="Times New Roman"/>
                 <w:b/>
                 <w:bCs/>
+                <w:sz w:val="26"/>
+                <w:szCs w:val="26"/>
               </w:rPr>
               <w:t>GIAI ĐOẠN 2: THỰC THI (Nội dung chính)</w:t>
             </w:r>
@@ -2955,6 +3041,8 @@
               <w:jc w:val="center"/>
               <w:rPr>
                 <w:rFonts w:ascii="Times New Roman" w:hAnsi="Times New Roman" w:cs="Times New Roman"/>
+                <w:sz w:val="26"/>
+                <w:szCs w:val="26"/>
               </w:rPr>
             </w:pPr>
           </w:p>
@@ -2977,8 +3065,8 @@
               <w:jc w:val="center"/>
               <w:rPr>
                 <w:rFonts w:ascii="Times New Roman" w:hAnsi="Times New Roman" w:cs="Times New Roman"/>
-                <w:sz w:val="24"/>
-                <w:szCs w:val="24"/>
+                <w:sz w:val="26"/>
+                <w:szCs w:val="26"/>
               </w:rPr>
             </w:pPr>
             <w:r>
@@ -2986,6 +3074,8 @@
                 <w:rFonts w:ascii="Times New Roman" w:hAnsi="Times New Roman" w:cs="Times New Roman"/>
                 <w:b/>
                 <w:bCs/>
+                <w:sz w:val="26"/>
+                <w:szCs w:val="26"/>
               </w:rPr>
               <w:t>19/10/2026</w:t>
             </w:r>
@@ -3009,6 +3099,8 @@
               <w:jc w:val="center"/>
               <w:rPr>
                 <w:rFonts w:ascii="Times New Roman" w:hAnsi="Times New Roman" w:cs="Times New Roman"/>
+                <w:sz w:val="26"/>
+                <w:szCs w:val="26"/>
               </w:rPr>
             </w:pPr>
             <w:r>
@@ -3016,6 +3108,8 @@
                 <w:rFonts w:ascii="Times New Roman" w:hAnsi="Times New Roman" w:cs="Times New Roman"/>
                 <w:b/>
                 <w:bCs/>
+                <w:sz w:val="26"/>
+                <w:szCs w:val="26"/>
               </w:rPr>
               <w:t>22/11/2026</w:t>
             </w:r>
@@ -3039,6 +3133,8 @@
               <w:jc w:val="center"/>
               <w:rPr>
                 <w:rFonts w:ascii="Times New Roman" w:hAnsi="Times New Roman" w:cs="Times New Roman"/>
+                <w:sz w:val="26"/>
+                <w:szCs w:val="26"/>
               </w:rPr>
             </w:pPr>
             <w:r>
@@ -3046,6 +3142,8 @@
                 <w:rFonts w:ascii="Times New Roman" w:hAnsi="Times New Roman" w:cs="Times New Roman"/>
                 <w:b/>
                 <w:bCs/>
+                <w:sz w:val="26"/>
+                <w:szCs w:val="26"/>
               </w:rPr>
               <w:t>Bản thảo / Sản phẩm thô</w:t>
             </w:r>
@@ -3069,6 +3167,8 @@
               <w:jc w:val="center"/>
               <w:rPr>
                 <w:rFonts w:ascii="Times New Roman" w:hAnsi="Times New Roman" w:cs="Times New Roman"/>
+                <w:sz w:val="26"/>
+                <w:szCs w:val="26"/>
               </w:rPr>
             </w:pPr>
             <w:r>
@@ -3076,6 +3176,8 @@
                 <w:rFonts w:ascii="Times New Roman" w:hAnsi="Times New Roman" w:cs="Times New Roman"/>
                 <w:b/>
                 <w:bCs/>
+                <w:sz w:val="26"/>
+                <w:szCs w:val="26"/>
               </w:rPr>
               <w:t>Chưa làm</w:t>
             </w:r>
@@ -3104,11 +3206,15 @@
               <w:spacing w:after="480"/>
               <w:rPr>
                 <w:rFonts w:ascii="Times New Roman" w:hAnsi="Times New Roman" w:cs="Times New Roman"/>
-              </w:rPr>
-            </w:pPr>
-            <w:r>
-              <w:rPr>
-                <w:rFonts w:ascii="Times New Roman" w:hAnsi="Times New Roman" w:cs="Times New Roman"/>
+                <w:sz w:val="26"/>
+                <w:szCs w:val="26"/>
+              </w:rPr>
+            </w:pPr>
+            <w:r>
+              <w:rPr>
+                <w:rFonts w:ascii="Times New Roman" w:hAnsi="Times New Roman" w:cs="Times New Roman"/>
+                <w:sz w:val="26"/>
+                <w:szCs w:val="26"/>
               </w:rPr>
               <w:t>2.1</w:t>
             </w:r>
@@ -3131,13 +3237,26 @@
               <w:spacing w:after="480"/>
               <w:rPr>
                 <w:rFonts w:ascii="Times New Roman" w:hAnsi="Times New Roman" w:cs="Times New Roman"/>
-              </w:rPr>
-            </w:pPr>
-            <w:r>
-              <w:rPr>
-                <w:rFonts w:ascii="Times New Roman" w:hAnsi="Times New Roman" w:cs="Times New Roman"/>
-              </w:rPr>
-              <w:t>Thu thập, làm sạch dữ liệu &amp; Nghiên cứu lý thuyết nền</w:t>
+                <w:sz w:val="26"/>
+                <w:szCs w:val="26"/>
+              </w:rPr>
+            </w:pPr>
+            <w:r>
+              <w:rPr>
+                <w:rFonts w:ascii="Times New Roman" w:hAnsi="Times New Roman" w:cs="Times New Roman"/>
+                <w:sz w:val="26"/>
+                <w:szCs w:val="26"/>
+              </w:rPr>
+              <w:t xml:space="preserve">Thu thập, làm sạch dữ liệu &amp; Nghiên cứu </w:t>
+            </w:r>
+            <w:r>
+              <w:rPr>
+                <w:rFonts w:ascii="Times New Roman" w:hAnsi="Times New Roman" w:cs="Times New Roman"/>
+                <w:sz w:val="26"/>
+                <w:szCs w:val="26"/>
+              </w:rPr>
+              <w:lastRenderedPageBreak/>
+              <w:t>lý thuyết nền</w:t>
             </w:r>
           </w:p>
         </w:tc>
@@ -3158,12 +3277,17 @@
               <w:spacing w:after="480"/>
               <w:rPr>
                 <w:rFonts w:ascii="Times New Roman" w:hAnsi="Times New Roman" w:cs="Times New Roman"/>
-              </w:rPr>
-            </w:pPr>
-            <w:r>
-              <w:rPr>
-                <w:rFonts w:ascii="Times New Roman" w:hAnsi="Times New Roman" w:cs="Times New Roman"/>
-              </w:rPr>
+                <w:sz w:val="26"/>
+                <w:szCs w:val="26"/>
+              </w:rPr>
+            </w:pPr>
+            <w:r>
+              <w:rPr>
+                <w:rFonts w:ascii="Times New Roman" w:hAnsi="Times New Roman" w:cs="Times New Roman"/>
+                <w:sz w:val="26"/>
+                <w:szCs w:val="26"/>
+              </w:rPr>
+              <w:lastRenderedPageBreak/>
               <w:t>Phạm Đức Thao, Hoàng Hùng Dũng</w:t>
             </w:r>
           </w:p>
@@ -3185,11 +3309,15 @@
               <w:spacing w:after="480"/>
               <w:rPr>
                 <w:rFonts w:ascii="Times New Roman" w:hAnsi="Times New Roman" w:cs="Times New Roman"/>
-              </w:rPr>
-            </w:pPr>
-            <w:r>
-              <w:rPr>
-                <w:rFonts w:ascii="Times New Roman" w:hAnsi="Times New Roman" w:cs="Times New Roman"/>
+                <w:sz w:val="26"/>
+                <w:szCs w:val="26"/>
+              </w:rPr>
+            </w:pPr>
+            <w:r>
+              <w:rPr>
+                <w:rFonts w:ascii="Times New Roman" w:hAnsi="Times New Roman" w:cs="Times New Roman"/>
+                <w:sz w:val="26"/>
+                <w:szCs w:val="26"/>
               </w:rPr>
               <w:t>19/10/2026</w:t>
             </w:r>
@@ -3212,11 +3340,15 @@
               <w:spacing w:after="480"/>
               <w:rPr>
                 <w:rFonts w:ascii="Times New Roman" w:hAnsi="Times New Roman" w:cs="Times New Roman"/>
-              </w:rPr>
-            </w:pPr>
-            <w:r>
-              <w:rPr>
-                <w:rFonts w:ascii="Times New Roman" w:hAnsi="Times New Roman" w:cs="Times New Roman"/>
+                <w:sz w:val="26"/>
+                <w:szCs w:val="26"/>
+              </w:rPr>
+            </w:pPr>
+            <w:r>
+              <w:rPr>
+                <w:rFonts w:ascii="Times New Roman" w:hAnsi="Times New Roman" w:cs="Times New Roman"/>
+                <w:sz w:val="26"/>
+                <w:szCs w:val="26"/>
               </w:rPr>
               <w:t>01/11/2026</w:t>
             </w:r>
@@ -3239,13 +3371,26 @@
               <w:spacing w:after="480"/>
               <w:rPr>
                 <w:rFonts w:ascii="Times New Roman" w:hAnsi="Times New Roman" w:cs="Times New Roman"/>
-              </w:rPr>
-            </w:pPr>
-            <w:r>
-              <w:rPr>
-                <w:rFonts w:ascii="Times New Roman" w:hAnsi="Times New Roman" w:cs="Times New Roman"/>
-              </w:rPr>
-              <w:t>Bộ dữ liệu tiếng Việt gán nhãn &amp; Tài liệu lý thuyết tổng hợp</w:t>
+                <w:sz w:val="26"/>
+                <w:szCs w:val="26"/>
+              </w:rPr>
+            </w:pPr>
+            <w:r>
+              <w:rPr>
+                <w:rFonts w:ascii="Times New Roman" w:hAnsi="Times New Roman" w:cs="Times New Roman"/>
+                <w:sz w:val="26"/>
+                <w:szCs w:val="26"/>
+              </w:rPr>
+              <w:t xml:space="preserve">Bộ dữ liệu tiếng Việt gán nhãn &amp; Tài liệu lý </w:t>
+            </w:r>
+            <w:r>
+              <w:rPr>
+                <w:rFonts w:ascii="Times New Roman" w:hAnsi="Times New Roman" w:cs="Times New Roman"/>
+                <w:sz w:val="26"/>
+                <w:szCs w:val="26"/>
+              </w:rPr>
+              <w:lastRenderedPageBreak/>
+              <w:t>thuyết tổng hợp</w:t>
             </w:r>
           </w:p>
         </w:tc>
@@ -3266,12 +3411,17 @@
               <w:spacing w:after="480"/>
               <w:rPr>
                 <w:rFonts w:ascii="Times New Roman" w:hAnsi="Times New Roman" w:cs="Times New Roman"/>
-              </w:rPr>
-            </w:pPr>
-            <w:r>
-              <w:rPr>
-                <w:rFonts w:ascii="Times New Roman" w:hAnsi="Times New Roman" w:cs="Times New Roman"/>
-              </w:rPr>
+                <w:sz w:val="26"/>
+                <w:szCs w:val="26"/>
+              </w:rPr>
+            </w:pPr>
+            <w:r>
+              <w:rPr>
+                <w:rFonts w:ascii="Times New Roman" w:hAnsi="Times New Roman" w:cs="Times New Roman"/>
+                <w:sz w:val="26"/>
+                <w:szCs w:val="26"/>
+              </w:rPr>
+              <w:lastRenderedPageBreak/>
               <w:t>Chưa làm</w:t>
             </w:r>
           </w:p>
@@ -3299,13 +3449,16 @@
               <w:spacing w:after="480"/>
               <w:rPr>
                 <w:rFonts w:ascii="Times New Roman" w:hAnsi="Times New Roman" w:cs="Times New Roman"/>
-              </w:rPr>
-            </w:pPr>
-            <w:r>
-              <w:rPr>
-                <w:rFonts w:ascii="Times New Roman" w:hAnsi="Times New Roman" w:cs="Times New Roman"/>
-              </w:rPr>
-              <w:lastRenderedPageBreak/>
+                <w:sz w:val="26"/>
+                <w:szCs w:val="26"/>
+              </w:rPr>
+            </w:pPr>
+            <w:r>
+              <w:rPr>
+                <w:rFonts w:ascii="Times New Roman" w:hAnsi="Times New Roman" w:cs="Times New Roman"/>
+                <w:sz w:val="26"/>
+                <w:szCs w:val="26"/>
+              </w:rPr>
               <w:t>2.2</w:t>
             </w:r>
           </w:p>
@@ -3327,11 +3480,15 @@
               <w:spacing w:after="480"/>
               <w:rPr>
                 <w:rFonts w:ascii="Times New Roman" w:hAnsi="Times New Roman" w:cs="Times New Roman"/>
-              </w:rPr>
-            </w:pPr>
-            <w:r>
-              <w:rPr>
-                <w:rFonts w:ascii="Times New Roman" w:hAnsi="Times New Roman" w:cs="Times New Roman"/>
+                <w:sz w:val="26"/>
+                <w:szCs w:val="26"/>
+              </w:rPr>
+            </w:pPr>
+            <w:r>
+              <w:rPr>
+                <w:rFonts w:ascii="Times New Roman" w:hAnsi="Times New Roman" w:cs="Times New Roman"/>
+                <w:sz w:val="26"/>
+                <w:szCs w:val="26"/>
               </w:rPr>
               <w:t>Triển khai xây dựng sản phẩm / Viết nội dung</w:t>
             </w:r>
@@ -3354,39 +3511,40 @@
               <w:spacing w:after="480"/>
               <w:rPr>
                 <w:rFonts w:ascii="Times New Roman" w:hAnsi="Times New Roman" w:cs="Times New Roman"/>
-              </w:rPr>
-            </w:pPr>
-            <w:r>
-              <w:rPr>
-                <w:rFonts w:ascii="Times New Roman" w:hAnsi="Times New Roman" w:cs="Times New Roman"/>
+                <w:sz w:val="26"/>
+                <w:szCs w:val="26"/>
+              </w:rPr>
+            </w:pPr>
+            <w:r>
+              <w:rPr>
+                <w:rFonts w:ascii="Times New Roman" w:hAnsi="Times New Roman" w:cs="Times New Roman"/>
+                <w:sz w:val="26"/>
+                <w:szCs w:val="26"/>
               </w:rPr>
               <w:t xml:space="preserve">Lý Việt </w:t>
             </w:r>
             <w:r>
               <w:rPr>
                 <w:rFonts w:ascii="Times New Roman" w:hAnsi="Times New Roman" w:cs="Times New Roman"/>
+                <w:sz w:val="26"/>
+                <w:szCs w:val="26"/>
               </w:rPr>
               <w:t>Hùng</w:t>
             </w:r>
             <w:r>
               <w:rPr>
                 <w:rFonts w:ascii="Times New Roman" w:hAnsi="Times New Roman" w:cs="Times New Roman"/>
+                <w:sz w:val="26"/>
+                <w:szCs w:val="26"/>
                 <w:lang w:val="vi-VN"/>
               </w:rPr>
-              <w:t>(chính</w:t>
-            </w:r>
-            <w:bookmarkStart w:id="0" w:name="_GoBack"/>
-            <w:bookmarkEnd w:id="0"/>
-            <w:r>
-              <w:rPr>
-                <w:rFonts w:ascii="Times New Roman" w:hAnsi="Times New Roman" w:cs="Times New Roman"/>
-                <w:lang w:val="vi-VN"/>
-              </w:rPr>
-              <w:t>)</w:t>
-            </w:r>
-            <w:r>
-              <w:rPr>
-                <w:rFonts w:ascii="Times New Roman" w:hAnsi="Times New Roman" w:cs="Times New Roman"/>
+              <w:t>(chính)</w:t>
+            </w:r>
+            <w:r>
+              <w:rPr>
+                <w:rFonts w:ascii="Times New Roman" w:hAnsi="Times New Roman" w:cs="Times New Roman"/>
+                <w:sz w:val="26"/>
+                <w:szCs w:val="26"/>
               </w:rPr>
               <w:t>, Phạm Đức Thao</w:t>
             </w:r>
@@ -3409,11 +3567,15 @@
               <w:spacing w:after="480"/>
               <w:rPr>
                 <w:rFonts w:ascii="Times New Roman" w:hAnsi="Times New Roman" w:cs="Times New Roman"/>
-              </w:rPr>
-            </w:pPr>
-            <w:r>
-              <w:rPr>
-                <w:rFonts w:ascii="Times New Roman" w:hAnsi="Times New Roman" w:cs="Times New Roman"/>
+                <w:sz w:val="26"/>
+                <w:szCs w:val="26"/>
+              </w:rPr>
+            </w:pPr>
+            <w:r>
+              <w:rPr>
+                <w:rFonts w:ascii="Times New Roman" w:hAnsi="Times New Roman" w:cs="Times New Roman"/>
+                <w:sz w:val="26"/>
+                <w:szCs w:val="26"/>
               </w:rPr>
               <w:t>02/11/2026</w:t>
             </w:r>
@@ -3436,11 +3598,15 @@
               <w:spacing w:after="480"/>
               <w:rPr>
                 <w:rFonts w:ascii="Times New Roman" w:hAnsi="Times New Roman" w:cs="Times New Roman"/>
-              </w:rPr>
-            </w:pPr>
-            <w:r>
-              <w:rPr>
-                <w:rFonts w:ascii="Times New Roman" w:hAnsi="Times New Roman" w:cs="Times New Roman"/>
+                <w:sz w:val="26"/>
+                <w:szCs w:val="26"/>
+              </w:rPr>
+            </w:pPr>
+            <w:r>
+              <w:rPr>
+                <w:rFonts w:ascii="Times New Roman" w:hAnsi="Times New Roman" w:cs="Times New Roman"/>
+                <w:sz w:val="26"/>
+                <w:szCs w:val="26"/>
               </w:rPr>
               <w:t>22/11/2026</w:t>
             </w:r>
@@ -3463,11 +3629,15 @@
               <w:spacing w:after="480"/>
               <w:rPr>
                 <w:rFonts w:ascii="Times New Roman" w:hAnsi="Times New Roman" w:cs="Times New Roman"/>
-              </w:rPr>
-            </w:pPr>
-            <w:r>
-              <w:rPr>
-                <w:rFonts w:ascii="Times New Roman" w:hAnsi="Times New Roman" w:cs="Times New Roman"/>
+                <w:sz w:val="26"/>
+                <w:szCs w:val="26"/>
+              </w:rPr>
+            </w:pPr>
+            <w:r>
+              <w:rPr>
+                <w:rFonts w:ascii="Times New Roman" w:hAnsi="Times New Roman" w:cs="Times New Roman"/>
+                <w:sz w:val="26"/>
+                <w:szCs w:val="26"/>
               </w:rPr>
               <w:t>Mã nguồn PhoBERT đa nhiệm, Giao diện Chatbot &amp; Bản thảo Chương 1, 2, 3</w:t>
             </w:r>
@@ -3490,11 +3660,15 @@
               <w:spacing w:after="480"/>
               <w:rPr>
                 <w:rFonts w:ascii="Times New Roman" w:hAnsi="Times New Roman" w:cs="Times New Roman"/>
-              </w:rPr>
-            </w:pPr>
-            <w:r>
-              <w:rPr>
-                <w:rFonts w:ascii="Times New Roman" w:hAnsi="Times New Roman" w:cs="Times New Roman"/>
+                <w:sz w:val="26"/>
+                <w:szCs w:val="26"/>
+              </w:rPr>
+            </w:pPr>
+            <w:r>
+              <w:rPr>
+                <w:rFonts w:ascii="Times New Roman" w:hAnsi="Times New Roman" w:cs="Times New Roman"/>
+                <w:sz w:val="26"/>
+                <w:szCs w:val="26"/>
               </w:rPr>
               <w:t>Chưa làm</w:t>
             </w:r>
@@ -3524,6 +3698,8 @@
               <w:jc w:val="center"/>
               <w:rPr>
                 <w:rFonts w:ascii="Times New Roman" w:hAnsi="Times New Roman" w:cs="Times New Roman"/>
+                <w:sz w:val="26"/>
+                <w:szCs w:val="26"/>
               </w:rPr>
             </w:pPr>
             <w:r>
@@ -3531,6 +3707,8 @@
                 <w:rFonts w:ascii="Times New Roman" w:hAnsi="Times New Roman" w:cs="Times New Roman"/>
                 <w:b/>
                 <w:bCs/>
+                <w:sz w:val="26"/>
+                <w:szCs w:val="26"/>
               </w:rPr>
               <w:t>3</w:t>
             </w:r>
@@ -3554,6 +3732,8 @@
               <w:jc w:val="center"/>
               <w:rPr>
                 <w:rFonts w:ascii="Times New Roman" w:hAnsi="Times New Roman" w:cs="Times New Roman"/>
+                <w:sz w:val="26"/>
+                <w:szCs w:val="26"/>
               </w:rPr>
             </w:pPr>
             <w:r>
@@ -3561,6 +3741,8 @@
                 <w:rFonts w:ascii="Times New Roman" w:hAnsi="Times New Roman" w:cs="Times New Roman"/>
                 <w:b/>
                 <w:bCs/>
+                <w:sz w:val="26"/>
+                <w:szCs w:val="26"/>
               </w:rPr>
               <w:t>GIAI ĐOẠN 3: HOÀN THIỆN &amp; KIỂM THỬ</w:t>
             </w:r>
@@ -3584,6 +3766,8 @@
               <w:jc w:val="center"/>
               <w:rPr>
                 <w:rFonts w:ascii="Times New Roman" w:hAnsi="Times New Roman" w:cs="Times New Roman"/>
+                <w:sz w:val="26"/>
+                <w:szCs w:val="26"/>
               </w:rPr>
             </w:pPr>
           </w:p>
@@ -3606,8 +3790,8 @@
               <w:jc w:val="center"/>
               <w:rPr>
                 <w:rFonts w:ascii="Times New Roman" w:hAnsi="Times New Roman" w:cs="Times New Roman"/>
-                <w:sz w:val="24"/>
-                <w:szCs w:val="24"/>
+                <w:sz w:val="26"/>
+                <w:szCs w:val="26"/>
               </w:rPr>
             </w:pPr>
             <w:r>
@@ -3615,6 +3799,8 @@
                 <w:rFonts w:ascii="Times New Roman" w:hAnsi="Times New Roman" w:cs="Times New Roman"/>
                 <w:b/>
                 <w:bCs/>
+                <w:sz w:val="26"/>
+                <w:szCs w:val="26"/>
               </w:rPr>
               <w:t>23/11/2026</w:t>
             </w:r>
@@ -3638,6 +3824,8 @@
               <w:jc w:val="center"/>
               <w:rPr>
                 <w:rFonts w:ascii="Times New Roman" w:hAnsi="Times New Roman" w:cs="Times New Roman"/>
+                <w:sz w:val="26"/>
+                <w:szCs w:val="26"/>
               </w:rPr>
             </w:pPr>
             <w:r>
@@ -3645,6 +3833,8 @@
                 <w:rFonts w:ascii="Times New Roman" w:hAnsi="Times New Roman" w:cs="Times New Roman"/>
                 <w:b/>
                 <w:bCs/>
+                <w:sz w:val="26"/>
+                <w:szCs w:val="26"/>
               </w:rPr>
               <w:t>29/11/2026</w:t>
             </w:r>
@@ -3668,6 +3858,8 @@
               <w:jc w:val="center"/>
               <w:rPr>
                 <w:rFonts w:ascii="Times New Roman" w:hAnsi="Times New Roman" w:cs="Times New Roman"/>
+                <w:sz w:val="26"/>
+                <w:szCs w:val="26"/>
               </w:rPr>
             </w:pPr>
             <w:r>
@@ -3675,6 +3867,8 @@
                 <w:rFonts w:ascii="Times New Roman" w:hAnsi="Times New Roman" w:cs="Times New Roman"/>
                 <w:b/>
                 <w:bCs/>
+                <w:sz w:val="26"/>
+                <w:szCs w:val="26"/>
               </w:rPr>
               <w:t>Sản phẩm hoàn chỉnh</w:t>
             </w:r>
@@ -3698,6 +3892,8 @@
               <w:jc w:val="center"/>
               <w:rPr>
                 <w:rFonts w:ascii="Times New Roman" w:hAnsi="Times New Roman" w:cs="Times New Roman"/>
+                <w:sz w:val="26"/>
+                <w:szCs w:val="26"/>
               </w:rPr>
             </w:pPr>
             <w:r>
@@ -3705,6 +3901,8 @@
                 <w:rFonts w:ascii="Times New Roman" w:hAnsi="Times New Roman" w:cs="Times New Roman"/>
                 <w:b/>
                 <w:bCs/>
+                <w:sz w:val="26"/>
+                <w:szCs w:val="26"/>
               </w:rPr>
               <w:t>Chưa làm</w:t>
             </w:r>
@@ -3733,11 +3931,15 @@
               <w:spacing w:after="480"/>
               <w:rPr>
                 <w:rFonts w:ascii="Times New Roman" w:hAnsi="Times New Roman" w:cs="Times New Roman"/>
-              </w:rPr>
-            </w:pPr>
-            <w:r>
-              <w:rPr>
-                <w:rFonts w:ascii="Times New Roman" w:hAnsi="Times New Roman" w:cs="Times New Roman"/>
+                <w:sz w:val="26"/>
+                <w:szCs w:val="26"/>
+              </w:rPr>
+            </w:pPr>
+            <w:r>
+              <w:rPr>
+                <w:rFonts w:ascii="Times New Roman" w:hAnsi="Times New Roman" w:cs="Times New Roman"/>
+                <w:sz w:val="26"/>
+                <w:szCs w:val="26"/>
               </w:rPr>
               <w:t>3.1</w:t>
             </w:r>
@@ -3760,11 +3962,15 @@
               <w:spacing w:after="480"/>
               <w:rPr>
                 <w:rFonts w:ascii="Times New Roman" w:hAnsi="Times New Roman" w:cs="Times New Roman"/>
-              </w:rPr>
-            </w:pPr>
-            <w:r>
-              <w:rPr>
-                <w:rFonts w:ascii="Times New Roman" w:hAnsi="Times New Roman" w:cs="Times New Roman"/>
+                <w:sz w:val="26"/>
+                <w:szCs w:val="26"/>
+              </w:rPr>
+            </w:pPr>
+            <w:r>
+              <w:rPr>
+                <w:rFonts w:ascii="Times New Roman" w:hAnsi="Times New Roman" w:cs="Times New Roman"/>
+                <w:sz w:val="26"/>
+                <w:szCs w:val="26"/>
               </w:rPr>
               <w:t>Gom các phần, kiểm tra lỗi, định dạng văn bản</w:t>
             </w:r>
@@ -3787,23 +3993,31 @@
               <w:spacing w:after="480"/>
               <w:rPr>
                 <w:rFonts w:ascii="Times New Roman" w:hAnsi="Times New Roman" w:cs="Times New Roman"/>
-              </w:rPr>
-            </w:pPr>
-            <w:r>
-              <w:rPr>
-                <w:rFonts w:ascii="Times New Roman" w:hAnsi="Times New Roman" w:cs="Times New Roman"/>
+                <w:sz w:val="26"/>
+                <w:szCs w:val="26"/>
+              </w:rPr>
+            </w:pPr>
+            <w:r>
+              <w:rPr>
+                <w:rFonts w:ascii="Times New Roman" w:hAnsi="Times New Roman" w:cs="Times New Roman"/>
+                <w:sz w:val="26"/>
+                <w:szCs w:val="26"/>
               </w:rPr>
               <w:t>Lý Việt Hùng (</w:t>
             </w:r>
             <w:r>
               <w:rPr>
                 <w:rFonts w:ascii="Times New Roman" w:hAnsi="Times New Roman" w:cs="Times New Roman"/>
+                <w:sz w:val="26"/>
+                <w:szCs w:val="26"/>
               </w:rPr>
               <w:t>chính)</w:t>
             </w:r>
             <w:r>
               <w:rPr>
                 <w:rFonts w:ascii="Times New Roman" w:hAnsi="Times New Roman" w:cs="Times New Roman"/>
+                <w:sz w:val="26"/>
+                <w:szCs w:val="26"/>
                 <w:lang w:val="vi-VN"/>
               </w:rPr>
               <w:t xml:space="preserve">, </w:t>
@@ -3811,6 +4025,8 @@
             <w:r>
               <w:rPr>
                 <w:rFonts w:ascii="Times New Roman" w:hAnsi="Times New Roman" w:cs="Times New Roman"/>
+                <w:sz w:val="26"/>
+                <w:szCs w:val="26"/>
               </w:rPr>
               <w:t>Hoàng Hùng Dũng</w:t>
             </w:r>
@@ -3833,11 +4049,15 @@
               <w:spacing w:after="480"/>
               <w:rPr>
                 <w:rFonts w:ascii="Times New Roman" w:hAnsi="Times New Roman" w:cs="Times New Roman"/>
-              </w:rPr>
-            </w:pPr>
-            <w:r>
-              <w:rPr>
-                <w:rFonts w:ascii="Times New Roman" w:hAnsi="Times New Roman" w:cs="Times New Roman"/>
+                <w:sz w:val="26"/>
+                <w:szCs w:val="26"/>
+              </w:rPr>
+            </w:pPr>
+            <w:r>
+              <w:rPr>
+                <w:rFonts w:ascii="Times New Roman" w:hAnsi="Times New Roman" w:cs="Times New Roman"/>
+                <w:sz w:val="26"/>
+                <w:szCs w:val="26"/>
               </w:rPr>
               <w:t>23/11/2026</w:t>
             </w:r>
@@ -3860,11 +4080,15 @@
               <w:spacing w:after="480"/>
               <w:rPr>
                 <w:rFonts w:ascii="Times New Roman" w:hAnsi="Times New Roman" w:cs="Times New Roman"/>
-              </w:rPr>
-            </w:pPr>
-            <w:r>
-              <w:rPr>
-                <w:rFonts w:ascii="Times New Roman" w:hAnsi="Times New Roman" w:cs="Times New Roman"/>
+                <w:sz w:val="26"/>
+                <w:szCs w:val="26"/>
+              </w:rPr>
+            </w:pPr>
+            <w:r>
+              <w:rPr>
+                <w:rFonts w:ascii="Times New Roman" w:hAnsi="Times New Roman" w:cs="Times New Roman"/>
+                <w:sz w:val="26"/>
+                <w:szCs w:val="26"/>
               </w:rPr>
               <w:t>26/11/2026</w:t>
             </w:r>
@@ -3887,11 +4111,15 @@
               <w:spacing w:after="480"/>
               <w:rPr>
                 <w:rFonts w:ascii="Times New Roman" w:hAnsi="Times New Roman" w:cs="Times New Roman"/>
-              </w:rPr>
-            </w:pPr>
-            <w:r>
-              <w:rPr>
-                <w:rFonts w:ascii="Times New Roman" w:hAnsi="Times New Roman" w:cs="Times New Roman"/>
+                <w:sz w:val="26"/>
+                <w:szCs w:val="26"/>
+              </w:rPr>
+            </w:pPr>
+            <w:r>
+              <w:rPr>
+                <w:rFonts w:ascii="Times New Roman" w:hAnsi="Times New Roman" w:cs="Times New Roman"/>
+                <w:sz w:val="26"/>
+                <w:szCs w:val="26"/>
               </w:rPr>
               <w:t>File Báo cáo kỹ thuật hoàn chỉnh (Word/PDF)</w:t>
             </w:r>
@@ -3914,11 +4142,15 @@
               <w:spacing w:after="480"/>
               <w:rPr>
                 <w:rFonts w:ascii="Times New Roman" w:hAnsi="Times New Roman" w:cs="Times New Roman"/>
-              </w:rPr>
-            </w:pPr>
-            <w:r>
-              <w:rPr>
-                <w:rFonts w:ascii="Times New Roman" w:hAnsi="Times New Roman" w:cs="Times New Roman"/>
+                <w:sz w:val="26"/>
+                <w:szCs w:val="26"/>
+              </w:rPr>
+            </w:pPr>
+            <w:r>
+              <w:rPr>
+                <w:rFonts w:ascii="Times New Roman" w:hAnsi="Times New Roman" w:cs="Times New Roman"/>
+                <w:sz w:val="26"/>
+                <w:szCs w:val="26"/>
               </w:rPr>
               <w:t>Chưa làm</w:t>
             </w:r>
@@ -3947,11 +4179,15 @@
               <w:spacing w:after="480"/>
               <w:rPr>
                 <w:rFonts w:ascii="Times New Roman" w:hAnsi="Times New Roman" w:cs="Times New Roman"/>
-              </w:rPr>
-            </w:pPr>
-            <w:r>
-              <w:rPr>
-                <w:rFonts w:ascii="Times New Roman" w:hAnsi="Times New Roman" w:cs="Times New Roman"/>
+                <w:sz w:val="26"/>
+                <w:szCs w:val="26"/>
+              </w:rPr>
+            </w:pPr>
+            <w:r>
+              <w:rPr>
+                <w:rFonts w:ascii="Times New Roman" w:hAnsi="Times New Roman" w:cs="Times New Roman"/>
+                <w:sz w:val="26"/>
+                <w:szCs w:val="26"/>
               </w:rPr>
               <w:t>3.2</w:t>
             </w:r>
@@ -3974,11 +4210,15 @@
               <w:spacing w:after="480"/>
               <w:rPr>
                 <w:rFonts w:ascii="Times New Roman" w:hAnsi="Times New Roman" w:cs="Times New Roman"/>
-              </w:rPr>
-            </w:pPr>
-            <w:r>
-              <w:rPr>
-                <w:rFonts w:ascii="Times New Roman" w:hAnsi="Times New Roman" w:cs="Times New Roman"/>
+                <w:sz w:val="26"/>
+                <w:szCs w:val="26"/>
+              </w:rPr>
+            </w:pPr>
+            <w:r>
+              <w:rPr>
+                <w:rFonts w:ascii="Times New Roman" w:hAnsi="Times New Roman" w:cs="Times New Roman"/>
+                <w:sz w:val="26"/>
+                <w:szCs w:val="26"/>
               </w:rPr>
               <w:t>Thiết kế slide thuyết trình</w:t>
             </w:r>
@@ -4001,19 +4241,17 @@
               <w:spacing w:after="480"/>
               <w:rPr>
                 <w:rFonts w:ascii="Times New Roman" w:hAnsi="Times New Roman" w:cs="Times New Roman"/>
-              </w:rPr>
-            </w:pPr>
-            <w:r>
-              <w:rPr>
-                <w:rFonts w:ascii="Times New Roman" w:hAnsi="Times New Roman" w:cs="Times New Roman"/>
-              </w:rPr>
-              <w:t>Phạm Đức Thao</w:t>
-            </w:r>
-            <w:r>
-              <w:rPr>
-                <w:rFonts w:ascii="Times New Roman" w:hAnsi="Times New Roman" w:cs="Times New Roman"/>
-              </w:rPr>
-              <w:t xml:space="preserve"> (chính)</w:t>
+                <w:sz w:val="26"/>
+                <w:szCs w:val="26"/>
+              </w:rPr>
+            </w:pPr>
+            <w:r>
+              <w:rPr>
+                <w:rFonts w:ascii="Times New Roman" w:hAnsi="Times New Roman" w:cs="Times New Roman"/>
+                <w:sz w:val="26"/>
+                <w:szCs w:val="26"/>
+              </w:rPr>
+              <w:t>Phạm Đức Thao (chính)</w:t>
             </w:r>
           </w:p>
         </w:tc>
@@ -4034,11 +4272,15 @@
               <w:spacing w:after="480"/>
               <w:rPr>
                 <w:rFonts w:ascii="Times New Roman" w:hAnsi="Times New Roman" w:cs="Times New Roman"/>
-              </w:rPr>
-            </w:pPr>
-            <w:r>
-              <w:rPr>
-                <w:rFonts w:ascii="Times New Roman" w:hAnsi="Times New Roman" w:cs="Times New Roman"/>
+                <w:sz w:val="26"/>
+                <w:szCs w:val="26"/>
+              </w:rPr>
+            </w:pPr>
+            <w:r>
+              <w:rPr>
+                <w:rFonts w:ascii="Times New Roman" w:hAnsi="Times New Roman" w:cs="Times New Roman"/>
+                <w:sz w:val="26"/>
+                <w:szCs w:val="26"/>
               </w:rPr>
               <w:t>27/11/2026</w:t>
             </w:r>
@@ -4061,11 +4303,15 @@
               <w:spacing w:after="480"/>
               <w:rPr>
                 <w:rFonts w:ascii="Times New Roman" w:hAnsi="Times New Roman" w:cs="Times New Roman"/>
-              </w:rPr>
-            </w:pPr>
-            <w:r>
-              <w:rPr>
-                <w:rFonts w:ascii="Times New Roman" w:hAnsi="Times New Roman" w:cs="Times New Roman"/>
+                <w:sz w:val="26"/>
+                <w:szCs w:val="26"/>
+              </w:rPr>
+            </w:pPr>
+            <w:r>
+              <w:rPr>
+                <w:rFonts w:ascii="Times New Roman" w:hAnsi="Times New Roman" w:cs="Times New Roman"/>
+                <w:sz w:val="26"/>
+                <w:szCs w:val="26"/>
               </w:rPr>
               <w:t>29/11/2026</w:t>
             </w:r>
@@ -4088,11 +4334,15 @@
               <w:spacing w:after="480"/>
               <w:rPr>
                 <w:rFonts w:ascii="Times New Roman" w:hAnsi="Times New Roman" w:cs="Times New Roman"/>
-              </w:rPr>
-            </w:pPr>
-            <w:r>
-              <w:rPr>
-                <w:rFonts w:ascii="Times New Roman" w:hAnsi="Times New Roman" w:cs="Times New Roman"/>
+                <w:sz w:val="26"/>
+                <w:szCs w:val="26"/>
+              </w:rPr>
+            </w:pPr>
+            <w:r>
+              <w:rPr>
+                <w:rFonts w:ascii="Times New Roman" w:hAnsi="Times New Roman" w:cs="Times New Roman"/>
+                <w:sz w:val="26"/>
+                <w:szCs w:val="26"/>
               </w:rPr>
               <w:t>Bài thuyết trình Slide chuyên nghiệp</w:t>
             </w:r>
@@ -4115,11 +4365,15 @@
               <w:spacing w:after="480"/>
               <w:rPr>
                 <w:rFonts w:ascii="Times New Roman" w:hAnsi="Times New Roman" w:cs="Times New Roman"/>
-              </w:rPr>
-            </w:pPr>
-            <w:r>
-              <w:rPr>
-                <w:rFonts w:ascii="Times New Roman" w:hAnsi="Times New Roman" w:cs="Times New Roman"/>
+                <w:sz w:val="26"/>
+                <w:szCs w:val="26"/>
+              </w:rPr>
+            </w:pPr>
+            <w:r>
+              <w:rPr>
+                <w:rFonts w:ascii="Times New Roman" w:hAnsi="Times New Roman" w:cs="Times New Roman"/>
+                <w:sz w:val="26"/>
+                <w:szCs w:val="26"/>
               </w:rPr>
               <w:t>Chưa làm</w:t>
             </w:r>
@@ -4149,6 +4403,8 @@
               <w:jc w:val="center"/>
               <w:rPr>
                 <w:rFonts w:ascii="Times New Roman" w:hAnsi="Times New Roman" w:cs="Times New Roman"/>
+                <w:sz w:val="26"/>
+                <w:szCs w:val="26"/>
               </w:rPr>
             </w:pPr>
             <w:r>
@@ -4156,6 +4412,8 @@
                 <w:rFonts w:ascii="Times New Roman" w:hAnsi="Times New Roman" w:cs="Times New Roman"/>
                 <w:b/>
                 <w:bCs/>
+                <w:sz w:val="26"/>
+                <w:szCs w:val="26"/>
               </w:rPr>
               <w:t>4</w:t>
             </w:r>
@@ -4179,6 +4437,8 @@
               <w:jc w:val="center"/>
               <w:rPr>
                 <w:rFonts w:ascii="Times New Roman" w:hAnsi="Times New Roman" w:cs="Times New Roman"/>
+                <w:sz w:val="26"/>
+                <w:szCs w:val="26"/>
               </w:rPr>
             </w:pPr>
             <w:r>
@@ -4186,8 +4446,21 @@
                 <w:rFonts w:ascii="Times New Roman" w:hAnsi="Times New Roman" w:cs="Times New Roman"/>
                 <w:b/>
                 <w:bCs/>
-              </w:rPr>
-              <w:t>GIAI ĐOẠN 4: NGHIỆM THU</w:t>
+                <w:sz w:val="26"/>
+                <w:szCs w:val="26"/>
+              </w:rPr>
+              <w:t xml:space="preserve">GIAI ĐOẠN 4: </w:t>
+            </w:r>
+            <w:r>
+              <w:rPr>
+                <w:rFonts w:ascii="Times New Roman" w:hAnsi="Times New Roman" w:cs="Times New Roman"/>
+                <w:b/>
+                <w:bCs/>
+                <w:sz w:val="26"/>
+                <w:szCs w:val="26"/>
+              </w:rPr>
+              <w:lastRenderedPageBreak/>
+              <w:t>NGHIỆM THU</w:t>
             </w:r>
           </w:p>
         </w:tc>
@@ -4209,6 +4482,8 @@
               <w:jc w:val="center"/>
               <w:rPr>
                 <w:rFonts w:ascii="Times New Roman" w:hAnsi="Times New Roman" w:cs="Times New Roman"/>
+                <w:sz w:val="26"/>
+                <w:szCs w:val="26"/>
               </w:rPr>
             </w:pPr>
           </w:p>
@@ -4231,8 +4506,8 @@
               <w:jc w:val="center"/>
               <w:rPr>
                 <w:rFonts w:ascii="Times New Roman" w:hAnsi="Times New Roman" w:cs="Times New Roman"/>
-                <w:sz w:val="24"/>
-                <w:szCs w:val="24"/>
+                <w:sz w:val="26"/>
+                <w:szCs w:val="26"/>
               </w:rPr>
             </w:pPr>
             <w:r>
@@ -4240,6 +4515,8 @@
                 <w:rFonts w:ascii="Times New Roman" w:hAnsi="Times New Roman" w:cs="Times New Roman"/>
                 <w:b/>
                 <w:bCs/>
+                <w:sz w:val="26"/>
+                <w:szCs w:val="26"/>
               </w:rPr>
               <w:t>30/11/2026</w:t>
             </w:r>
@@ -4263,6 +4540,8 @@
               <w:jc w:val="center"/>
               <w:rPr>
                 <w:rFonts w:ascii="Times New Roman" w:hAnsi="Times New Roman" w:cs="Times New Roman"/>
+                <w:sz w:val="26"/>
+                <w:szCs w:val="26"/>
               </w:rPr>
             </w:pPr>
             <w:r>
@@ -4270,6 +4549,8 @@
                 <w:rFonts w:ascii="Times New Roman" w:hAnsi="Times New Roman" w:cs="Times New Roman"/>
                 <w:b/>
                 <w:bCs/>
+                <w:sz w:val="26"/>
+                <w:szCs w:val="26"/>
               </w:rPr>
               <w:t>02/12/2026</w:t>
             </w:r>
@@ -4293,6 +4574,8 @@
               <w:jc w:val="center"/>
               <w:rPr>
                 <w:rFonts w:ascii="Times New Roman" w:hAnsi="Times New Roman" w:cs="Times New Roman"/>
+                <w:sz w:val="26"/>
+                <w:szCs w:val="26"/>
               </w:rPr>
             </w:pPr>
             <w:r>
@@ -4300,6 +4583,8 @@
                 <w:rFonts w:ascii="Times New Roman" w:hAnsi="Times New Roman" w:cs="Times New Roman"/>
                 <w:b/>
                 <w:bCs/>
+                <w:sz w:val="26"/>
+                <w:szCs w:val="26"/>
               </w:rPr>
               <w:t>Bảo vệ thành công</w:t>
             </w:r>
@@ -4323,6 +4608,8 @@
               <w:jc w:val="center"/>
               <w:rPr>
                 <w:rFonts w:ascii="Times New Roman" w:hAnsi="Times New Roman" w:cs="Times New Roman"/>
+                <w:sz w:val="26"/>
+                <w:szCs w:val="26"/>
               </w:rPr>
             </w:pPr>
             <w:r>
@@ -4330,11 +4617,15 @@
                 <w:rFonts w:ascii="Times New Roman" w:hAnsi="Times New Roman" w:cs="Times New Roman"/>
                 <w:b/>
                 <w:bCs/>
+                <w:sz w:val="26"/>
+                <w:szCs w:val="26"/>
               </w:rPr>
               <w:t>Chưa làm</w:t>
             </w:r>
           </w:p>
         </w:tc>
+        <w:bookmarkStart w:id="0" w:name="_GoBack"/>
+        <w:bookmarkEnd w:id="0"/>
       </w:tr>
       <w:tr>
         <w:trPr>
@@ -4358,11 +4649,15 @@
               <w:spacing w:after="480"/>
               <w:rPr>
                 <w:rFonts w:ascii="Times New Roman" w:hAnsi="Times New Roman" w:cs="Times New Roman"/>
-              </w:rPr>
-            </w:pPr>
-            <w:r>
-              <w:rPr>
-                <w:rFonts w:ascii="Times New Roman" w:hAnsi="Times New Roman" w:cs="Times New Roman"/>
+                <w:sz w:val="26"/>
+                <w:szCs w:val="26"/>
+              </w:rPr>
+            </w:pPr>
+            <w:r>
+              <w:rPr>
+                <w:rFonts w:ascii="Times New Roman" w:hAnsi="Times New Roman" w:cs="Times New Roman"/>
+                <w:sz w:val="26"/>
+                <w:szCs w:val="26"/>
               </w:rPr>
               <w:t>4.1</w:t>
             </w:r>
@@ -4385,11 +4680,15 @@
               <w:spacing w:after="480"/>
               <w:rPr>
                 <w:rFonts w:ascii="Times New Roman" w:hAnsi="Times New Roman" w:cs="Times New Roman"/>
-              </w:rPr>
-            </w:pPr>
-            <w:r>
-              <w:rPr>
-                <w:rFonts w:ascii="Times New Roman" w:hAnsi="Times New Roman" w:cs="Times New Roman"/>
+                <w:sz w:val="26"/>
+                <w:szCs w:val="26"/>
+              </w:rPr>
+            </w:pPr>
+            <w:r>
+              <w:rPr>
+                <w:rFonts w:ascii="Times New Roman" w:hAnsi="Times New Roman" w:cs="Times New Roman"/>
+                <w:sz w:val="26"/>
+                <w:szCs w:val="26"/>
               </w:rPr>
               <w:t>Họp nhóm tập duyệt thuyết trình, phản biện thử</w:t>
             </w:r>
@@ -4413,11 +4712,15 @@
               <w:jc w:val="center"/>
               <w:rPr>
                 <w:rFonts w:ascii="Times New Roman" w:hAnsi="Times New Roman" w:cs="Times New Roman"/>
-              </w:rPr>
-            </w:pPr>
-            <w:r>
-              <w:rPr>
-                <w:rFonts w:ascii="Times New Roman" w:hAnsi="Times New Roman" w:cs="Times New Roman"/>
+                <w:sz w:val="26"/>
+                <w:szCs w:val="26"/>
+              </w:rPr>
+            </w:pPr>
+            <w:r>
+              <w:rPr>
+                <w:rFonts w:ascii="Times New Roman" w:hAnsi="Times New Roman" w:cs="Times New Roman"/>
+                <w:sz w:val="26"/>
+                <w:szCs w:val="26"/>
               </w:rPr>
               <w:t>Cả nhóm</w:t>
             </w:r>
@@ -4440,11 +4743,15 @@
               <w:spacing w:after="480"/>
               <w:rPr>
                 <w:rFonts w:ascii="Times New Roman" w:hAnsi="Times New Roman" w:cs="Times New Roman"/>
-              </w:rPr>
-            </w:pPr>
-            <w:r>
-              <w:rPr>
-                <w:rFonts w:ascii="Times New Roman" w:hAnsi="Times New Roman" w:cs="Times New Roman"/>
+                <w:sz w:val="26"/>
+                <w:szCs w:val="26"/>
+              </w:rPr>
+            </w:pPr>
+            <w:r>
+              <w:rPr>
+                <w:rFonts w:ascii="Times New Roman" w:hAnsi="Times New Roman" w:cs="Times New Roman"/>
+                <w:sz w:val="26"/>
+                <w:szCs w:val="26"/>
               </w:rPr>
               <w:t>30/11/2026</w:t>
             </w:r>
@@ -4467,11 +4774,15 @@
               <w:spacing w:after="480"/>
               <w:rPr>
                 <w:rFonts w:ascii="Times New Roman" w:hAnsi="Times New Roman" w:cs="Times New Roman"/>
-              </w:rPr>
-            </w:pPr>
-            <w:r>
-              <w:rPr>
-                <w:rFonts w:ascii="Times New Roman" w:hAnsi="Times New Roman" w:cs="Times New Roman"/>
+                <w:sz w:val="26"/>
+                <w:szCs w:val="26"/>
+              </w:rPr>
+            </w:pPr>
+            <w:r>
+              <w:rPr>
+                <w:rFonts w:ascii="Times New Roman" w:hAnsi="Times New Roman" w:cs="Times New Roman"/>
+                <w:sz w:val="26"/>
+                <w:szCs w:val="26"/>
               </w:rPr>
               <w:t>01/12/2026</w:t>
             </w:r>
@@ -4494,11 +4805,15 @@
               <w:spacing w:after="480"/>
               <w:rPr>
                 <w:rFonts w:ascii="Times New Roman" w:hAnsi="Times New Roman" w:cs="Times New Roman"/>
-              </w:rPr>
-            </w:pPr>
-            <w:r>
-              <w:rPr>
-                <w:rFonts w:ascii="Times New Roman" w:hAnsi="Times New Roman" w:cs="Times New Roman"/>
+                <w:sz w:val="26"/>
+                <w:szCs w:val="26"/>
+              </w:rPr>
+            </w:pPr>
+            <w:r>
+              <w:rPr>
+                <w:rFonts w:ascii="Times New Roman" w:hAnsi="Times New Roman" w:cs="Times New Roman"/>
+                <w:sz w:val="26"/>
+                <w:szCs w:val="26"/>
               </w:rPr>
               <w:t>Kịch bản demo &amp; Phần mềm sẵn sàng bảo vệ</w:t>
             </w:r>
@@ -4521,11 +4836,15 @@
               <w:spacing w:after="480"/>
               <w:rPr>
                 <w:rFonts w:ascii="Times New Roman" w:hAnsi="Times New Roman" w:cs="Times New Roman"/>
-              </w:rPr>
-            </w:pPr>
-            <w:r>
-              <w:rPr>
-                <w:rFonts w:ascii="Times New Roman" w:hAnsi="Times New Roman" w:cs="Times New Roman"/>
+                <w:sz w:val="26"/>
+                <w:szCs w:val="26"/>
+              </w:rPr>
+            </w:pPr>
+            <w:r>
+              <w:rPr>
+                <w:rFonts w:ascii="Times New Roman" w:hAnsi="Times New Roman" w:cs="Times New Roman"/>
+                <w:sz w:val="26"/>
+                <w:szCs w:val="26"/>
               </w:rPr>
               <w:t>Chưa làm</w:t>
             </w:r>
@@ -4553,11 +4872,15 @@
               <w:spacing w:after="480"/>
               <w:rPr>
                 <w:rFonts w:ascii="Times New Roman" w:hAnsi="Times New Roman" w:cs="Times New Roman"/>
-              </w:rPr>
-            </w:pPr>
-            <w:r>
-              <w:rPr>
-                <w:rFonts w:ascii="Times New Roman" w:hAnsi="Times New Roman" w:cs="Times New Roman"/>
+                <w:sz w:val="26"/>
+                <w:szCs w:val="26"/>
+              </w:rPr>
+            </w:pPr>
+            <w:r>
+              <w:rPr>
+                <w:rFonts w:ascii="Times New Roman" w:hAnsi="Times New Roman" w:cs="Times New Roman"/>
+                <w:sz w:val="26"/>
+                <w:szCs w:val="26"/>
               </w:rPr>
               <w:t>4.2</w:t>
             </w:r>
@@ -4579,11 +4902,15 @@
               <w:spacing w:after="480"/>
               <w:rPr>
                 <w:rFonts w:ascii="Times New Roman" w:hAnsi="Times New Roman" w:cs="Times New Roman"/>
-              </w:rPr>
-            </w:pPr>
-            <w:r>
-              <w:rPr>
-                <w:rFonts w:ascii="Times New Roman" w:hAnsi="Times New Roman" w:cs="Times New Roman"/>
+                <w:sz w:val="26"/>
+                <w:szCs w:val="26"/>
+              </w:rPr>
+            </w:pPr>
+            <w:r>
+              <w:rPr>
+                <w:rFonts w:ascii="Times New Roman" w:hAnsi="Times New Roman" w:cs="Times New Roman"/>
+                <w:sz w:val="26"/>
+                <w:szCs w:val="26"/>
               </w:rPr>
               <w:t>Báo cáo trước Giảng viên</w:t>
             </w:r>
@@ -4606,17 +4933,23 @@
               <w:jc w:val="center"/>
               <w:rPr>
                 <w:rFonts w:ascii="Times New Roman" w:hAnsi="Times New Roman" w:cs="Times New Roman"/>
-              </w:rPr>
-            </w:pPr>
-            <w:r>
-              <w:rPr>
-                <w:rFonts w:ascii="Times New Roman" w:hAnsi="Times New Roman" w:cs="Times New Roman"/>
+                <w:sz w:val="26"/>
+                <w:szCs w:val="26"/>
+              </w:rPr>
+            </w:pPr>
+            <w:r>
+              <w:rPr>
+                <w:rFonts w:ascii="Times New Roman" w:hAnsi="Times New Roman" w:cs="Times New Roman"/>
+                <w:sz w:val="26"/>
+                <w:szCs w:val="26"/>
               </w:rPr>
               <w:t>Cả</w:t>
             </w:r>
             <w:r>
               <w:rPr>
                 <w:rFonts w:ascii="Times New Roman" w:hAnsi="Times New Roman" w:cs="Times New Roman"/>
+                <w:sz w:val="26"/>
+                <w:szCs w:val="26"/>
               </w:rPr>
               <w:t xml:space="preserve"> nhóm</w:t>
             </w:r>
@@ -4638,11 +4971,15 @@
               <w:spacing w:after="480"/>
               <w:rPr>
                 <w:rFonts w:ascii="Times New Roman" w:hAnsi="Times New Roman" w:cs="Times New Roman"/>
-              </w:rPr>
-            </w:pPr>
-            <w:r>
-              <w:rPr>
-                <w:rFonts w:ascii="Times New Roman" w:hAnsi="Times New Roman" w:cs="Times New Roman"/>
+                <w:sz w:val="26"/>
+                <w:szCs w:val="26"/>
+              </w:rPr>
+            </w:pPr>
+            <w:r>
+              <w:rPr>
+                <w:rFonts w:ascii="Times New Roman" w:hAnsi="Times New Roman" w:cs="Times New Roman"/>
+                <w:sz w:val="26"/>
+                <w:szCs w:val="26"/>
               </w:rPr>
               <w:t>02/12/2026</w:t>
             </w:r>
@@ -4664,11 +5001,15 @@
               <w:spacing w:after="480"/>
               <w:rPr>
                 <w:rFonts w:ascii="Times New Roman" w:hAnsi="Times New Roman" w:cs="Times New Roman"/>
-              </w:rPr>
-            </w:pPr>
-            <w:r>
-              <w:rPr>
-                <w:rFonts w:ascii="Times New Roman" w:hAnsi="Times New Roman" w:cs="Times New Roman"/>
+                <w:sz w:val="26"/>
+                <w:szCs w:val="26"/>
+              </w:rPr>
+            </w:pPr>
+            <w:r>
+              <w:rPr>
+                <w:rFonts w:ascii="Times New Roman" w:hAnsi="Times New Roman" w:cs="Times New Roman"/>
+                <w:sz w:val="26"/>
+                <w:szCs w:val="26"/>
               </w:rPr>
               <w:t>02/12/2026</w:t>
             </w:r>
@@ -4690,11 +5031,15 @@
               <w:spacing w:after="480"/>
               <w:rPr>
                 <w:rFonts w:ascii="Times New Roman" w:hAnsi="Times New Roman" w:cs="Times New Roman"/>
-              </w:rPr>
-            </w:pPr>
-            <w:r>
-              <w:rPr>
-                <w:rFonts w:ascii="Times New Roman" w:hAnsi="Times New Roman" w:cs="Times New Roman"/>
+                <w:sz w:val="26"/>
+                <w:szCs w:val="26"/>
+              </w:rPr>
+            </w:pPr>
+            <w:r>
+              <w:rPr>
+                <w:rFonts w:ascii="Times New Roman" w:hAnsi="Times New Roman" w:cs="Times New Roman"/>
+                <w:sz w:val="26"/>
+                <w:szCs w:val="26"/>
               </w:rPr>
               <w:t>Kết quả đánh giá &amp; Điểm số từ Giảng viên</w:t>
             </w:r>
@@ -4716,11 +5061,15 @@
               <w:spacing w:after="480"/>
               <w:rPr>
                 <w:rFonts w:ascii="Times New Roman" w:hAnsi="Times New Roman" w:cs="Times New Roman"/>
-              </w:rPr>
-            </w:pPr>
-            <w:r>
-              <w:rPr>
-                <w:rFonts w:ascii="Times New Roman" w:hAnsi="Times New Roman" w:cs="Times New Roman"/>
+                <w:sz w:val="26"/>
+                <w:szCs w:val="26"/>
+              </w:rPr>
+            </w:pPr>
+            <w:r>
+              <w:rPr>
+                <w:rFonts w:ascii="Times New Roman" w:hAnsi="Times New Roman" w:cs="Times New Roman"/>
+                <w:sz w:val="26"/>
+                <w:szCs w:val="26"/>
               </w:rPr>
               <w:t>Chưa làm</w:t>
             </w:r>
@@ -4759,7 +5108,6 @@
           <w:sz w:val="26"/>
           <w:szCs w:val="26"/>
         </w:rPr>
-        <w:lastRenderedPageBreak/>
         <w:t>III. CÁC MỐC KIỂM TRA TIẾN ĐỘ QUAN TRỌNG (MILESTONES)</w:t>
       </w:r>
     </w:p>
@@ -6022,7 +6370,7 @@
             <w:sz w:val="24"/>
             <w:szCs w:val="24"/>
           </w:rPr>
-          <w:t>6</w:t>
+          <w:t>5</w:t>
         </w:r>
         <w:r>
           <w:rPr>
